--- a/HTTT2311016 lab4.docx
+++ b/HTTT2311016 lab4.docx
@@ -1,6 +1,6 @@
 
 <file path=word/document.xml><?xml version="1.0" encoding="utf-8"?>
-<w:document xmlns:wpc="http://schemas.microsoft.com/office/word/2010/wordprocessingCanvas" xmlns:mc="http://schemas.openxmlformats.org/markup-compatibility/2006" xmlns:o="urn:schemas-microsoft-com:office:office" xmlns:r="http://schemas.openxmlformats.org/officeDocument/2006/relationships" xmlns:m="http://schemas.openxmlformats.org/officeDocument/2006/math" xmlns:v="urn:schemas-microsoft-com:vml" xmlns:wp14="http://schemas.microsoft.com/office/word/2010/wordprocessingDrawing" xmlns:wp="http://schemas.openxmlformats.org/drawingml/2006/wordprocessingDrawing" xmlns:w10="urn:schemas-microsoft-com:office:word" xmlns:w="http://schemas.openxmlformats.org/wordprocessingml/2006/main" xmlns:w14="http://schemas.microsoft.com/office/word/2010/wordml" xmlns:w15="http://schemas.microsoft.com/office/word/2012/wordml" xmlns:wpg="http://schemas.microsoft.com/office/word/2010/wordprocessingGroup" xmlns:wpi="http://schemas.microsoft.com/office/word/2010/wordprocessingInk" xmlns:wne="http://schemas.microsoft.com/office/word/2006/wordml" xmlns:wps="http://schemas.microsoft.com/office/word/2010/wordprocessingShape" mc:Ignorable="w14 w15 wp14">
+<w:document xmlns:wpc="http://schemas.microsoft.com/office/word/2010/wordprocessingCanvas" xmlns:cx="http://schemas.microsoft.com/office/drawing/2014/chartex" xmlns:cx1="http://schemas.microsoft.com/office/drawing/2015/9/8/chartex" xmlns:cx2="http://schemas.microsoft.com/office/drawing/2015/10/21/chartex" xmlns:cx3="http://schemas.microsoft.com/office/drawing/2016/5/9/chartex" xmlns:cx4="http://schemas.microsoft.com/office/drawing/2016/5/10/chartex" xmlns:cx5="http://schemas.microsoft.com/office/drawing/2016/5/11/chartex" xmlns:cx6="http://schemas.microsoft.com/office/drawing/2016/5/12/chartex" xmlns:cx7="http://schemas.microsoft.com/office/drawing/2016/5/13/chartex" xmlns:cx8="http://schemas.microsoft.com/office/drawing/2016/5/14/chartex" xmlns:mc="http://schemas.openxmlformats.org/markup-compatibility/2006" xmlns:aink="http://schemas.microsoft.com/office/drawing/2016/ink" xmlns:am3d="http://schemas.microsoft.com/office/drawing/2017/model3d" xmlns:o="urn:schemas-microsoft-com:office:office" xmlns:r="http://schemas.openxmlformats.org/officeDocument/2006/relationships" xmlns:m="http://schemas.openxmlformats.org/officeDocument/2006/math" xmlns:v="urn:schemas-microsoft-com:vml" xmlns:wp14="http://schemas.microsoft.com/office/word/2010/wordprocessingDrawing" xmlns:wp="http://schemas.openxmlformats.org/drawingml/2006/wordprocessingDrawing" xmlns:w10="urn:schemas-microsoft-com:office:word" xmlns:w="http://schemas.openxmlformats.org/wordprocessingml/2006/main" xmlns:w14="http://schemas.microsoft.com/office/word/2010/wordml" xmlns:w15="http://schemas.microsoft.com/office/word/2012/wordml" xmlns:w16cex="http://schemas.microsoft.com/office/word/2018/wordml/cex" xmlns:w16cid="http://schemas.microsoft.com/office/word/2016/wordml/cid" xmlns:w16="http://schemas.microsoft.com/office/word/2018/wordml" xmlns:w16sdtdh="http://schemas.microsoft.com/office/word/2020/wordml/sdtdatahash" xmlns:w16se="http://schemas.microsoft.com/office/word/2015/wordml/symex" xmlns:wpg="http://schemas.microsoft.com/office/word/2010/wordprocessingGroup" xmlns:wpi="http://schemas.microsoft.com/office/word/2010/wordprocessingInk" xmlns:wne="http://schemas.microsoft.com/office/word/2006/wordml" xmlns:wps="http://schemas.microsoft.com/office/word/2010/wordprocessingShape" mc:Ignorable="w14 w15 w16se w16cid w16 w16cex w16sdtdh wp14">
   <w:body>
     <w:p>
       <w:pPr>
@@ -14,6 +14,21 @@
           <w:b/>
           <w:sz w:val="44"/>
         </w:rPr>
+        <w:t>buoi4</w:t>
+      </w:r>
+    </w:p>
+    <w:p>
+      <w:pPr>
+        <w:rPr>
+          <w:b/>
+          <w:sz w:val="44"/>
+        </w:rPr>
+      </w:pPr>
+      <w:r>
+        <w:rPr>
+          <w:b/>
+          <w:sz w:val="44"/>
+        </w:rPr>
         <w:t>Caesar Cipher</w:t>
       </w:r>
     </w:p>
@@ -42,7 +57,7 @@
           <w:noProof/>
         </w:rPr>
         <w:drawing>
-          <wp:inline distT="0" distB="0" distL="0" distR="0" wp14:anchorId="0246B4FF" wp14:editId="30818370">
+          <wp:inline distT="0" distB="0" distL="0" distR="0" wp14:anchorId="0303B6FE" wp14:editId="408FEEA3">
             <wp:extent cx="5079059" cy="2855343"/>
             <wp:effectExtent l="0" t="0" r="7620" b="2540"/>
             <wp:docPr id="2" name="Picture 2"/>
@@ -88,18 +103,12 @@
         <w:rPr>
           <w:sz w:val="36"/>
         </w:rPr>
-        <w:t>Mã hóa 3 kí tự liề</w:t>
+        <w:t>Mã hóa 3 kí tự liền trước</w:t>
       </w:r>
       <w:r>
         <w:rPr>
           <w:sz w:val="36"/>
         </w:rPr>
-        <w:t>n trước</w:t>
-      </w:r>
-      <w:r>
-        <w:rPr>
-          <w:sz w:val="36"/>
-        </w:rPr>
         <w:t>:</w:t>
       </w:r>
     </w:p>
@@ -109,7 +118,7 @@
           <w:noProof/>
         </w:rPr>
         <w:drawing>
-          <wp:inline distT="0" distB="0" distL="0" distR="0" wp14:anchorId="55CFE317" wp14:editId="00B31AD5">
+          <wp:inline distT="0" distB="0" distL="0" distR="0" wp14:anchorId="6CC2BE2D" wp14:editId="0606C8D3">
             <wp:extent cx="5080958" cy="2856410"/>
             <wp:effectExtent l="0" t="0" r="5715" b="1270"/>
             <wp:docPr id="1" name="Picture 1"/>
@@ -173,105 +182,91 @@
           <w:b/>
           <w:sz w:val="36"/>
         </w:rPr>
+        <w:t>RSA: Mô phỏng cách một hệ thống RSA thực tế hoạt động</w:t>
+      </w:r>
+    </w:p>
+    <w:p>
+      <w:pPr>
+        <w:rPr>
+          <w:sz w:val="40"/>
+        </w:rPr>
+      </w:pPr>
+      <w:r>
+        <w:rPr>
+          <w:sz w:val="40"/>
+        </w:rPr>
+        <w:t xml:space="preserve">- </w:t>
+      </w:r>
+      <w:r>
+        <w:rPr>
+          <w:sz w:val="40"/>
+        </w:rPr>
+        <w:t>Chọn p = 11, q = 13 → Tính n = 143, φ(n) = 120</w:t>
+      </w:r>
+    </w:p>
+    <w:p>
+      <w:pPr>
+        <w:rPr>
+          <w:sz w:val="40"/>
+        </w:rPr>
+      </w:pPr>
+      <w:r>
+        <w:rPr>
+          <w:sz w:val="40"/>
+        </w:rPr>
+        <w:t xml:space="preserve">- </w:t>
+      </w:r>
+      <w:r>
+        <w:rPr>
+          <w:sz w:val="40"/>
+        </w:rPr>
+        <w:t>Tự động chọn public key e, tính private key d</w:t>
+      </w:r>
+    </w:p>
+    <w:p>
+      <w:pPr>
+        <w:rPr>
+          <w:sz w:val="40"/>
+        </w:rPr>
+      </w:pPr>
+      <w:r>
+        <w:rPr>
+          <w:sz w:val="40"/>
+        </w:rPr>
+        <w:t xml:space="preserve">- </w:t>
+      </w:r>
+      <w:r>
+        <w:rPr>
+          <w:sz w:val="40"/>
+        </w:rPr>
+        <w:t>Nhập số 45 vào plaintext</w:t>
+      </w:r>
+    </w:p>
+    <w:p>
+      <w:pPr>
+        <w:rPr>
+          <w:noProof/>
+        </w:rPr>
+      </w:pPr>
+      <w:r>
+        <w:rPr>
+          <w:sz w:val="40"/>
+        </w:rPr>
+        <w:t xml:space="preserve">- </w:t>
+      </w:r>
+      <w:r>
+        <w:rPr>
+          <w:sz w:val="40"/>
+        </w:rPr>
+        <w:t>RSA mã hóa thành ciphertext (nếu bạn đã bấm mã hóa hoặc công cụ tự xử lý)</w:t>
+      </w:r>
+      <w:r>
+        <w:rPr>
+          <w:noProof/>
+        </w:rPr>
         <w:lastRenderedPageBreak/>
-        <w:t>RSA</w:t>
-      </w:r>
-      <w:r>
-        <w:rPr>
-          <w:b/>
-          <w:sz w:val="36"/>
-        </w:rPr>
-        <w:t xml:space="preserve">: </w:t>
-      </w:r>
-      <w:r>
-        <w:rPr>
-          <w:b/>
-          <w:sz w:val="36"/>
-        </w:rPr>
-        <w:t>Mô phỏng cách một hệ thống RSA thực tế hoạt động</w:t>
-      </w:r>
-    </w:p>
-    <w:p>
-      <w:pPr>
-        <w:rPr>
-          <w:sz w:val="40"/>
-        </w:rPr>
-      </w:pPr>
-      <w:r>
-        <w:rPr>
-          <w:sz w:val="40"/>
-        </w:rPr>
-        <w:t xml:space="preserve">- </w:t>
-      </w:r>
-      <w:r>
-        <w:rPr>
-          <w:sz w:val="40"/>
-        </w:rPr>
-        <w:t>Chọn p = 11, q = 13 → Tính n = 143, φ(n) = 120</w:t>
-      </w:r>
-    </w:p>
-    <w:p>
-      <w:pPr>
-        <w:rPr>
-          <w:sz w:val="40"/>
-        </w:rPr>
-      </w:pPr>
-      <w:r>
-        <w:rPr>
-          <w:sz w:val="40"/>
-        </w:rPr>
-        <w:t xml:space="preserve">- </w:t>
-      </w:r>
-      <w:r>
-        <w:rPr>
-          <w:sz w:val="40"/>
-        </w:rPr>
-        <w:t>Tự động chọn public key e, tính private key d</w:t>
-      </w:r>
-    </w:p>
-    <w:p>
-      <w:pPr>
-        <w:rPr>
-          <w:sz w:val="40"/>
-        </w:rPr>
-      </w:pPr>
-      <w:r>
-        <w:rPr>
-          <w:sz w:val="40"/>
-        </w:rPr>
-        <w:t xml:space="preserve">- </w:t>
-      </w:r>
-      <w:r>
-        <w:rPr>
-          <w:sz w:val="40"/>
-        </w:rPr>
-        <w:t>Nhập số 45 vào plaintext</w:t>
-      </w:r>
-    </w:p>
-    <w:p>
-      <w:pPr>
-        <w:rPr>
-          <w:noProof/>
-        </w:rPr>
-      </w:pPr>
-      <w:r>
-        <w:rPr>
-          <w:sz w:val="40"/>
-        </w:rPr>
-        <w:t xml:space="preserve">- </w:t>
-      </w:r>
-      <w:r>
-        <w:rPr>
-          <w:sz w:val="40"/>
-        </w:rPr>
-        <w:t>RSA mã hóa thành ciphertext (nếu bạn đã bấm mã hóa hoặc công cụ tự xử lý)</w:t>
-      </w:r>
-      <w:r>
-        <w:rPr>
-          <w:noProof/>
-        </w:rPr>
         <w:drawing>
-          <wp:inline distT="0" distB="0" distL="0" distR="0" wp14:anchorId="5806EBDF" wp14:editId="2DCAC476">
+          <wp:inline distT="0" distB="0" distL="0" distR="0" wp14:anchorId="4D52FF86" wp14:editId="04218C5A">
             <wp:extent cx="5205721" cy="2590800"/>
             <wp:effectExtent l="0" t="0" r="0" b="0"/>
             <wp:docPr id="3" name="Picture 3"/>
@@ -317,7 +312,7 @@
           <w:noProof/>
         </w:rPr>
         <w:drawing>
-          <wp:inline distT="0" distB="0" distL="0" distR="0" wp14:anchorId="03936688" wp14:editId="713363F0">
+          <wp:inline distT="0" distB="0" distL="0" distR="0" wp14:anchorId="161215EA" wp14:editId="4EDF74D8">
             <wp:extent cx="5143500" cy="2891569"/>
             <wp:effectExtent l="0" t="0" r="0" b="4445"/>
             <wp:docPr id="4" name="Picture 4"/>
@@ -371,7 +366,7 @@
           <w:noProof/>
         </w:rPr>
         <w:drawing>
-          <wp:inline distT="0" distB="0" distL="0" distR="0" wp14:anchorId="1CDF02E0" wp14:editId="1732E399">
+          <wp:inline distT="0" distB="0" distL="0" distR="0" wp14:anchorId="6D925D34" wp14:editId="230E92D2">
             <wp:extent cx="5429250" cy="3052214"/>
             <wp:effectExtent l="0" t="0" r="0" b="0"/>
             <wp:docPr id="5" name="Picture 5"/>
@@ -417,7 +412,7 @@
           <w:noProof/>
         </w:rPr>
         <w:drawing>
-          <wp:inline distT="0" distB="0" distL="0" distR="0" wp14:anchorId="093988F4" wp14:editId="6EF8BBCA">
+          <wp:inline distT="0" distB="0" distL="0" distR="0" wp14:anchorId="012350BE" wp14:editId="42DD4351">
             <wp:extent cx="5429250" cy="3052212"/>
             <wp:effectExtent l="0" t="0" r="0" b="0"/>
             <wp:docPr id="6" name="Picture 6"/>
@@ -881,7 +876,7 @@
           <w:noProof/>
         </w:rPr>
         <w:drawing>
-          <wp:inline distT="0" distB="0" distL="0" distR="0" wp14:anchorId="2ECEF3E0" wp14:editId="1F79BDCB">
+          <wp:inline distT="0" distB="0" distL="0" distR="0" wp14:anchorId="3D6C6068" wp14:editId="01BB3CE4">
             <wp:extent cx="5943600" cy="3341370"/>
             <wp:effectExtent l="0" t="0" r="0" b="0"/>
             <wp:docPr id="8" name="Picture 8"/>
@@ -1026,7 +1021,7 @@
           <w:sz w:val="40"/>
         </w:rPr>
         <w:drawing>
-          <wp:inline distT="0" distB="0" distL="0" distR="0" wp14:anchorId="195A39F6" wp14:editId="0A924C47">
+          <wp:inline distT="0" distB="0" distL="0" distR="0" wp14:anchorId="071BB8C5" wp14:editId="4D8C0B0D">
             <wp:extent cx="5943600" cy="2921000"/>
             <wp:effectExtent l="0" t="0" r="0" b="0"/>
             <wp:docPr id="9" name="Picture 9"/>
@@ -1108,7 +1103,7 @@
           <w:sz w:val="40"/>
         </w:rPr>
         <w:drawing>
-          <wp:inline distT="0" distB="0" distL="0" distR="0" wp14:anchorId="24A83363" wp14:editId="47114C1E">
+          <wp:inline distT="0" distB="0" distL="0" distR="0" wp14:anchorId="1090C603" wp14:editId="1D09128C">
             <wp:extent cx="3790950" cy="2941831"/>
             <wp:effectExtent l="0" t="0" r="0" b="0"/>
             <wp:docPr id="12" name="Picture 12"/>
@@ -1160,7 +1155,7 @@
         </w:rPr>
         <w:lastRenderedPageBreak/>
         <w:drawing>
-          <wp:inline distT="0" distB="0" distL="0" distR="0" wp14:anchorId="1C1C951B" wp14:editId="02E3CB22">
+          <wp:inline distT="0" distB="0" distL="0" distR="0" wp14:anchorId="001933D8" wp14:editId="61E694AC">
             <wp:extent cx="3914775" cy="2772129"/>
             <wp:effectExtent l="0" t="0" r="0" b="9525"/>
             <wp:docPr id="11" name="Picture 11"/>
@@ -1215,7 +1210,7 @@
           <w:noProof/>
         </w:rPr>
         <w:drawing>
-          <wp:inline distT="0" distB="0" distL="0" distR="0" wp14:anchorId="603E8A38" wp14:editId="07BE1513">
+          <wp:inline distT="0" distB="0" distL="0" distR="0" wp14:anchorId="65E274F5" wp14:editId="3BADC6C0">
             <wp:extent cx="5943600" cy="3341370"/>
             <wp:effectExtent l="0" t="0" r="0" b="0"/>
             <wp:docPr id="13" name="Picture 13"/>
@@ -1260,14 +1255,12 @@
         <w:lastRenderedPageBreak/>
         <w:t xml:space="preserve">AUTOCORRECTION </w:t>
       </w:r>
-      <w:bookmarkStart w:id="0" w:name="_GoBack"/>
-      <w:bookmarkEnd w:id="0"/>
       <w:r>
         <w:rPr>
           <w:noProof/>
         </w:rPr>
         <w:drawing>
-          <wp:inline distT="0" distB="0" distL="0" distR="0" wp14:anchorId="6EDAD997" wp14:editId="204E4D84">
+          <wp:inline distT="0" distB="0" distL="0" distR="0" wp14:anchorId="14AE953C" wp14:editId="089FDE57">
             <wp:extent cx="5943600" cy="3341370"/>
             <wp:effectExtent l="0" t="0" r="0" b="0"/>
             <wp:docPr id="14" name="Picture 14"/>
@@ -1314,8 +1307,8 @@
 </file>
 
 <file path=word/numbering.xml><?xml version="1.0" encoding="utf-8"?>
-<w:numbering xmlns:wpc="http://schemas.microsoft.com/office/word/2010/wordprocessingCanvas" xmlns:mc="http://schemas.openxmlformats.org/markup-compatibility/2006" xmlns:o="urn:schemas-microsoft-com:office:office" xmlns:r="http://schemas.openxmlformats.org/officeDocument/2006/relationships" xmlns:m="http://schemas.openxmlformats.org/officeDocument/2006/math" xmlns:v="urn:schemas-microsoft-com:vml" xmlns:wp14="http://schemas.microsoft.com/office/word/2010/wordprocessingDrawing" xmlns:wp="http://schemas.openxmlformats.org/drawingml/2006/wordprocessingDrawing" xmlns:w10="urn:schemas-microsoft-com:office:word" xmlns:w="http://schemas.openxmlformats.org/wordprocessingml/2006/main" xmlns:w14="http://schemas.microsoft.com/office/word/2010/wordml" xmlns:w15="http://schemas.microsoft.com/office/word/2012/wordml" xmlns:wpg="http://schemas.microsoft.com/office/word/2010/wordprocessingGroup" xmlns:wpi="http://schemas.microsoft.com/office/word/2010/wordprocessingInk" xmlns:wne="http://schemas.microsoft.com/office/word/2006/wordml" xmlns:wps="http://schemas.microsoft.com/office/word/2010/wordprocessingShape" mc:Ignorable="w14 w15 wp14">
-  <w:abstractNum w:abstractNumId="0">
+<w:numbering xmlns:wpc="http://schemas.microsoft.com/office/word/2010/wordprocessingCanvas" xmlns:cx="http://schemas.microsoft.com/office/drawing/2014/chartex" xmlns:cx1="http://schemas.microsoft.com/office/drawing/2015/9/8/chartex" xmlns:cx2="http://schemas.microsoft.com/office/drawing/2015/10/21/chartex" xmlns:cx3="http://schemas.microsoft.com/office/drawing/2016/5/9/chartex" xmlns:cx4="http://schemas.microsoft.com/office/drawing/2016/5/10/chartex" xmlns:cx5="http://schemas.microsoft.com/office/drawing/2016/5/11/chartex" xmlns:cx6="http://schemas.microsoft.com/office/drawing/2016/5/12/chartex" xmlns:cx7="http://schemas.microsoft.com/office/drawing/2016/5/13/chartex" xmlns:cx8="http://schemas.microsoft.com/office/drawing/2016/5/14/chartex" xmlns:mc="http://schemas.openxmlformats.org/markup-compatibility/2006" xmlns:aink="http://schemas.microsoft.com/office/drawing/2016/ink" xmlns:am3d="http://schemas.microsoft.com/office/drawing/2017/model3d" xmlns:o="urn:schemas-microsoft-com:office:office" xmlns:r="http://schemas.openxmlformats.org/officeDocument/2006/relationships" xmlns:m="http://schemas.openxmlformats.org/officeDocument/2006/math" xmlns:v="urn:schemas-microsoft-com:vml" xmlns:wp14="http://schemas.microsoft.com/office/word/2010/wordprocessingDrawing" xmlns:wp="http://schemas.openxmlformats.org/drawingml/2006/wordprocessingDrawing" xmlns:w10="urn:schemas-microsoft-com:office:word" xmlns:w="http://schemas.openxmlformats.org/wordprocessingml/2006/main" xmlns:w14="http://schemas.microsoft.com/office/word/2010/wordml" xmlns:w15="http://schemas.microsoft.com/office/word/2012/wordml" xmlns:w16cex="http://schemas.microsoft.com/office/word/2018/wordml/cex" xmlns:w16cid="http://schemas.microsoft.com/office/word/2016/wordml/cid" xmlns:w16="http://schemas.microsoft.com/office/word/2018/wordml" xmlns:w16sdtdh="http://schemas.microsoft.com/office/word/2020/wordml/sdtdatahash" xmlns:w16se="http://schemas.microsoft.com/office/word/2015/wordml/symex" xmlns:wpg="http://schemas.microsoft.com/office/word/2010/wordprocessingGroup" xmlns:wpi="http://schemas.microsoft.com/office/word/2010/wordprocessingInk" xmlns:wne="http://schemas.microsoft.com/office/word/2006/wordml" xmlns:wps="http://schemas.microsoft.com/office/word/2010/wordprocessingShape" mc:Ignorable="w14 w15 w16se w16cid w16 w16cex w16sdtdh wp14">
+  <w:abstractNum w:abstractNumId="0" w15:restartNumberingAfterBreak="0">
     <w:nsid w:val="202D28FA"/>
     <w:multiLevelType w:val="hybridMultilevel"/>
     <w:tmpl w:val="6C4AC26A"/>
@@ -1434,7 +1427,7 @@
 </file>
 
 <file path=word/styles.xml><?xml version="1.0" encoding="utf-8"?>
-<w:styles xmlns:mc="http://schemas.openxmlformats.org/markup-compatibility/2006" xmlns:r="http://schemas.openxmlformats.org/officeDocument/2006/relationships" xmlns:w="http://schemas.openxmlformats.org/wordprocessingml/2006/main" xmlns:w14="http://schemas.microsoft.com/office/word/2010/wordml" xmlns:w15="http://schemas.microsoft.com/office/word/2012/wordml" mc:Ignorable="w14 w15">
+<w:styles xmlns:mc="http://schemas.openxmlformats.org/markup-compatibility/2006" xmlns:r="http://schemas.openxmlformats.org/officeDocument/2006/relationships" xmlns:w="http://schemas.openxmlformats.org/wordprocessingml/2006/main" xmlns:w14="http://schemas.microsoft.com/office/word/2010/wordml" xmlns:w15="http://schemas.microsoft.com/office/word/2012/wordml" xmlns:w16cex="http://schemas.microsoft.com/office/word/2018/wordml/cex" xmlns:w16cid="http://schemas.microsoft.com/office/word/2016/wordml/cid" xmlns:w16="http://schemas.microsoft.com/office/word/2018/wordml" xmlns:w16sdtdh="http://schemas.microsoft.com/office/word/2020/wordml/sdtdatahash" xmlns:w16se="http://schemas.microsoft.com/office/word/2015/wordml/symex" mc:Ignorable="w14 w15 w16se w16cid w16 w16cex w16sdtdh">
   <w:docDefaults>
     <w:rPrDefault>
       <w:rPr>
@@ -1450,7 +1443,7 @@
       </w:pPr>
     </w:pPrDefault>
   </w:docDefaults>
-  <w:latentStyles w:defLockedState="0" w:defUIPriority="99" w:defSemiHidden="0" w:defUnhideWhenUsed="0" w:defQFormat="0" w:count="371">
+  <w:latentStyles w:defLockedState="0" w:defUIPriority="99" w:defSemiHidden="0" w:defUnhideWhenUsed="0" w:defQFormat="0" w:count="376">
     <w:lsdException w:name="Normal" w:uiPriority="0" w:qFormat="1"/>
     <w:lsdException w:name="heading 1" w:uiPriority="9" w:qFormat="1"/>
     <w:lsdException w:name="heading 2" w:semiHidden="1" w:uiPriority="9" w:unhideWhenUsed="1" w:qFormat="1"/>
@@ -1556,7 +1549,6 @@
     <w:lsdException w:name="HTML Sample" w:semiHidden="1" w:unhideWhenUsed="1"/>
     <w:lsdException w:name="HTML Typewriter" w:semiHidden="1" w:unhideWhenUsed="1"/>
     <w:lsdException w:name="HTML Variable" w:semiHidden="1" w:unhideWhenUsed="1"/>
-    <w:lsdException w:name="Normal Table" w:semiHidden="1" w:unhideWhenUsed="1"/>
     <w:lsdException w:name="annotation subject" w:semiHidden="1" w:unhideWhenUsed="1"/>
     <w:lsdException w:name="No List" w:semiHidden="1" w:unhideWhenUsed="1"/>
     <w:lsdException w:name="Outline List 1" w:semiHidden="1" w:unhideWhenUsed="1"/>
@@ -1599,11 +1591,8 @@
     <w:lsdException w:name="Table Contemporary" w:semiHidden="1" w:unhideWhenUsed="1"/>
     <w:lsdException w:name="Table Elegant" w:semiHidden="1" w:unhideWhenUsed="1"/>
     <w:lsdException w:name="Table Professional" w:semiHidden="1" w:unhideWhenUsed="1"/>
-    <w:lsdException w:name="Table Subtle 1" w:semiHidden="1" w:unhideWhenUsed="1"/>
     <w:lsdException w:name="Table Subtle 2" w:semiHidden="1" w:unhideWhenUsed="1"/>
     <w:lsdException w:name="Table Web 1" w:semiHidden="1" w:unhideWhenUsed="1"/>
-    <w:lsdException w:name="Table Web 2" w:semiHidden="1" w:unhideWhenUsed="1"/>
-    <w:lsdException w:name="Table Web 3" w:semiHidden="1" w:unhideWhenUsed="1"/>
     <w:lsdException w:name="Balloon Text" w:semiHidden="1" w:unhideWhenUsed="1"/>
     <w:lsdException w:name="Table Grid" w:uiPriority="39"/>
     <w:lsdException w:name="Table Theme" w:semiHidden="1" w:unhideWhenUsed="1"/>
@@ -1822,6 +1811,11 @@
     <w:lsdException w:name="List Table 5 Dark Accent 6" w:uiPriority="50"/>
     <w:lsdException w:name="List Table 6 Colorful Accent 6" w:uiPriority="51"/>
     <w:lsdException w:name="List Table 7 Colorful Accent 6" w:uiPriority="52"/>
+    <w:lsdException w:name="Mention" w:semiHidden="1" w:unhideWhenUsed="1"/>
+    <w:lsdException w:name="Smart Hyperlink" w:semiHidden="1" w:unhideWhenUsed="1"/>
+    <w:lsdException w:name="Hashtag" w:semiHidden="1" w:unhideWhenUsed="1"/>
+    <w:lsdException w:name="Unresolved Mention" w:semiHidden="1" w:unhideWhenUsed="1"/>
+    <w:lsdException w:name="Smart Link" w:semiHidden="1" w:unhideWhenUsed="1"/>
   </w:latentStyles>
   <w:style w:type="paragraph" w:default="1" w:styleId="Normal">
     <w:name w:val="Normal"/>
